--- a/system-development/guides/development-guide-es_ES.docx
+++ b/system-development/guides/development-guide-es_ES.docx
@@ -256,7 +256,7 @@
         <w:jc w:val="left"/>
       </w:pPr>
       <w:r>
-        <w:t>1.4.0 · 2026-10-10</w:t>
+        <w:t>1.4.4 · 2026-10-12</w:t>
       </w:r>
     </w:p>
     <w:p>
@@ -6844,7 +6844,7 @@
           <w:rtl w:val="0"/>
           <w:lang w:val="en-US" w:eastAsia="es-ES" w:bidi="es-ES"/>
         </w:rPr>
-        <w:t>&lt;p&gt;&lt;?php echo esc_html( $invoice-&gt;store['details'] ); ?&gt;&lt;/p&gt;</w:t>
+        <w:t>&lt;?php if ($show('show_store_details')) {</w:t>
       </w:r>
     </w:p>
     <w:p>
@@ -6862,7 +6862,7 @@
           <w:rtl w:val="0"/>
           <w:lang w:val="en-US" w:eastAsia="es-ES" w:bidi="es-ES"/>
         </w:rPr>
-        <w:t>&lt;bdi dir="ltr"&gt;</w:t>
+        <w:t>printf('&lt;p&gt;%s&lt;/p&gt;', esc_html($invoice-&gt;store['details'])); }</w:t>
       </w:r>
     </w:p>
     <w:p>
@@ -6880,7 +6880,7 @@
           <w:rtl w:val="0"/>
           <w:lang w:val="en-US" w:eastAsia="es-ES" w:bidi="es-ES"/>
         </w:rPr>
-        <w:t xml:space="preserve">  &lt;?php echo esc_html( $invoice-&gt;store['email'] ); ?&gt;</w:t>
+        <w:t>if ($show('show_store_email')) {</w:t>
       </w:r>
     </w:p>
     <w:p>
@@ -6898,7 +6898,7 @@
           <w:rtl w:val="0"/>
           <w:lang w:val="en-US" w:eastAsia="es-ES" w:bidi="es-ES"/>
         </w:rPr>
-        <w:t>&lt;/bdi&gt;</w:t>
+        <w:t>printf('&lt;bdi dir="ltr"&gt;%s&lt;/bdi&gt;', esc_html($invoice-&gt;store['email'])); } ?&gt;</w:t>
       </w:r>
     </w:p>
     <w:p>
@@ -23148,7 +23148,7 @@
           <w:lang w:val="es-ES" w:bidi="es-ES"/>
           <w:rtl w:val="0"/>
         </w:rPr>
-        <w:t>1.4.0 · 2026-10-10 · c894eb05d2120a4bba09aa3500fe2842a0e48d74</w:t>
+        <w:t>1.4.4 · 2026-10-12 · c894eb05d2120a4bba09aa3500fe2842a0e48d74</w:t>
       </w:r>
     </w:p>
     <w:p>
@@ -24315,6 +24315,152 @@
         <w:t>docs/cross-platform-printing.md · print-agent/README.md</w:t>
       </w:r>
     </w:p>
+    <w:p>
+      <w:pPr>
+        <w:pStyle w:val="Heading1"/>
+        <w:keepNext/>
+        <w:pageBreakBefore/>
+        <w:bidi w:val="0"/>
+        <w:jc w:val="left"/>
+      </w:pPr>
+      <w:pPr>
+        <w:pStyle w:val="Heading1"/>
+      </w:pPr>
+      <w:r>
+        <w:rPr>
+          <w:rFonts w:ascii="Arial" w:hAnsi="Arial" w:eastAsia="Arial" w:cs="Arial"/>
+          <w:color w:val="000000"/>
+          <w:rtl w:val="0"/>
+          <w:lang w:val="en-US" w:eastAsia="es-ES" w:bidi="es-ES"/>
+          <w:bCs w:val="1"/>
+        </w:rPr>
+        <w:t>Presentación de facturas en la versión 1 4 4</w:t>
+      </w:r>
+    </w:p>
+    <w:p>
+      <w:pPr>
+        <w:keepNext w:val="0"/>
+        <w:bidi w:val="0"/>
+        <w:jc w:val="left"/>
+      </w:pPr>
+      <w:pPr/>
+      <w:r>
+        <w:rPr>
+          <w:rFonts w:ascii="Arial" w:hAnsi="Arial" w:eastAsia="Arial" w:cs="Arial"/>
+          <w:color w:val="000000"/>
+          <w:rtl w:val="0"/>
+          <w:lang w:val="en-US" w:eastAsia="es-ES" w:bidi="es-ES"/>
+        </w:rPr>
+        <w:t>En Plantillas elija campos de negocio, cliente, pedido, artículos y cierre. Sin preferencia guardada se muestran nombre del negocio y dirección de envío. Nombre del cliente, rol del cliente, correo, direcciones de facturación/negocio, contactos, fechas, métodos, detalles de artículos, desglose, nota y pie quedan ocultos. Se respetan elecciones guardadas explícitamente. La dirección de facturación alternativa y el remitente también parten desactivados si no hay elección. Este suplemento sustituye los valores de visualización anteriores.</w:t>
+      </w:r>
+    </w:p>
+    <w:p>
+      <w:pPr>
+        <w:keepNext w:val="0"/>
+        <w:bidi w:val="0"/>
+        <w:jc w:val="left"/>
+      </w:pPr>
+      <w:pPr/>
+      <w:r>
+        <w:rPr>
+          <w:rFonts w:ascii="Arial" w:hAnsi="Arial" w:eastAsia="Arial" w:cs="Arial"/>
+          <w:color w:val="000000"/>
+          <w:rtl w:val="0"/>
+          <w:lang w:val="en-US" w:eastAsia="es-ES" w:bidi="es-ES"/>
+        </w:rPr>
+        <w:t>El rol muestra los roles actuales traducidos de la cuenta WordPress vinculada; sin cuenta aparece Invitado. Se conservan referencia, nombres, cantidades, importes pagaderos por línea y total final. Ocultar un desglose no recalcula importes guardados. Etiquetas y listas de embalaje siguen sin precios. Revise un pedido real tras actualizar.</w:t>
+      </w:r>
+    </w:p>
+    <w:p>
+      <w:pPr>
+        <w:keepNext w:val="0"/>
+        <w:bidi w:val="0"/>
+        <w:jc w:val="left"/>
+      </w:pPr>
+      <w:pPr/>
+      <w:r>
+        <w:rPr>
+          <w:rFonts w:ascii="Arial" w:hAnsi="Arial" w:eastAsia="Arial" w:cs="Arial"/>
+          <w:color w:val="000000"/>
+          <w:rtl w:val="0"/>
+          <w:lang w:val="en-US" w:eastAsia="es-ES" w:bidi="es-ES"/>
+        </w:rPr>
+        <w:t>Elija DejaVu Sans, DejaVu Serif o DejaVu Sans Mono entre 6 y 16 puntos; el valor inicial es Sans de 10 puntos. Se mantienen fuentes PDF de respaldo por escritura. El espaciado compacto reduce márgenes y relleno. Espaciado compacto, página única y altura térmica están desactivados inicialmente.</w:t>
+      </w:r>
+    </w:p>
+    <w:p>
+      <w:pPr>
+        <w:keepNext w:val="0"/>
+        <w:bidi w:val="0"/>
+        <w:jc w:val="left"/>
+      </w:pPr>
+      <w:pPr/>
+      <w:r>
+        <w:rPr>
+          <w:rFonts w:ascii="Arial" w:hAnsi="Arial" w:eastAsia="Arial" w:cs="Arial"/>
+          <w:color w:val="000000"/>
+          <w:rtl w:val="0"/>
+          <w:lang w:val="en-US" w:eastAsia="es-ES" w:bidi="es-ES"/>
+        </w:rPr>
+        <w:t>El PDF de una página conserva todo mediante escala uniforme mínima del 60 %; si excede el límite falla claramente sin recortar. Oculte campos opcionales, use espaciado compacto o papel mayor. La altura térmica mantiene ancho 58/80 mm y fuente en una página de rollo de hasta 2.000 mm; contenido más largo falla. El navegador usa visor PDF y confirmación fuera del visor. El papel y escala del controlador determinan la salida física.</w:t>
+      </w:r>
+    </w:p>
+    <w:p>
+      <w:pPr>
+        <w:keepNext w:val="0"/>
+        <w:bidi w:val="0"/>
+        <w:jc w:val="left"/>
+      </w:pPr>
+      <w:pPr/>
+      <w:r>
+        <w:rPr>
+          <w:rFonts w:ascii="Arial" w:hAnsi="Arial" w:eastAsia="Arial" w:cs="Arial"/>
+          <w:color w:val="000000"/>
+          <w:rtl w:val="0"/>
+          <w:lang w:val="en-US" w:eastAsia="es-ES" w:bidi="es-ES"/>
+        </w:rPr>
+        <w:t>Las rutas PDF actuales no ofrecen orden portátil de corte. Configure corte al final del documento en un controlador compatible. CUPS solicita job-sheets=none para evitar hojas de portada opcionales; una política obligatoria del servidor puede añadir hojas. Complemento 1.4.4, esquema 1.4.3, permisos 1.4.0 y marca de retirada del proveedor 1.3.0.</w:t>
+      </w:r>
+    </w:p>
+    <w:p>
+      <w:pPr>
+        <w:keepNext w:val="0"/>
+        <w:bidi w:val="0"/>
+        <w:jc w:val="left"/>
+      </w:pPr>
+      <w:pPr/>
+      <w:r>
+        <w:rPr>
+          <w:rFonts w:ascii="Arial" w:hAnsi="Arial" w:eastAsia="Arial" w:cs="Arial"/>
+          <w:color w:val="000000"/>
+          <w:rtl w:val="0"/>
+          <w:lang w:val="en-US" w:eastAsia="es-ES" w:bidi="es-ES"/>
+        </w:rPr>
+        <w:t>Las plantillas personalizadas deben adoptar los ayudantes de presentación incluidos. El modelo autorizado completo sigue disponible; visibilidad no es control de acceso. Mantenga escape, RTL y fuentes de respaldo; pruebe ocultación inicial, elecciones, total final, contenido completo y fallo de pedidos excesivos. Consulte docs/invoice-layout.md y docs/review-1.4.4.md.</w:t>
+      </w:r>
+    </w:p>
+    <w:p>
+      <w:pPr>
+        <w:pStyle w:val="Code"/>
+      </w:pPr>
+      <w:r>
+        <w:t>InvoiceData-&gt;customer['role']</w:t>
+        <w:br/>
+        <w:t>InvoiceData-&gt;fulfillment['presentation']</w:t>
+        <w:br/>
+        <w:t>SettingsRepository::presentation()</w:t>
+        <w:br/>
+        <w:t>invoice_font: dejavusans | dejavuserif | dejavusansmono</w:t>
+        <w:br/>
+        <w:t>invoice_font_size: 6..16 (default 10)</w:t>
+        <w:br/>
+        <w:t>compact_layout | single_page | thermal_auto_height: false</w:t>
+        <w:br/>
+        <w:t>show_*: individual booleans (flat)</w:t>
+        <w:br/>
+        <w:t>docs/invoice-layout.md</w:t>
+      </w:r>
+    </w:p>
     <w:sectPr>
       <w:headerReference w:type="default" r:id="rId9"/>
       <w:footerReference w:type="default" r:id="rId10"/>
@@ -24391,7 +24537,7 @@
         <w:rtl w:val="0"/>
         <w:lang w:val="en-US" w:eastAsia="es-ES" w:bidi="es-ES"/>
       </w:rPr>
-      <w:t>WooCommerce Invoice Printer  1.4.0</w:t>
+      <w:t>WooCommerce Invoice Printer  1.4.4</w:t>
     </w:r>
   </w:p>
 </w:hdr>
